--- a/docs/tumor-ngs-tender/苏州市立医院-肿瘤NGS平台招标需求（对院应答稿）.docx
+++ b/docs/tumor-ngs-tender/苏州市立医院-肿瘤NGS平台招标需求（对院应答稿）.docx
@@ -509,7 +509,29 @@
           <w:sz w:val="21"/>
           <w:szCs w:val="21"/>
         </w:rPr>
-        <w:t xml:space="preserve">。设备后续将随分子诊断中心整体迁至新址，该处无既有设备，故清单不设「沿用院方现有设备」口径。试剂按院方确定的拟开展检测项目供应，每一癌种可包含多个检测项目及多个试剂盒；</w:t>
+        <w:t xml:space="preserve">。设备后续将随分子诊断中心整体迁至新址，该处无既有设备，故清单不设「沿用院方现有设备」口径。试剂按院方确定的拟开展检测项目供应，每一癌种可包含多个检测项目及多个试剂盒，</w:t>
+      </w:r>
+      <w:r>
+        <w:rPr>
+          <w:rFonts w:ascii="Times New Roman" w:eastAsia="宋体" w:hAnsi="Times New Roman"/>
+          <w:b/>
+          <w:bCs/>
+          <w:color w:val="000000"/>
+          <w:sz w:val="21"/>
+          <w:szCs w:val="21"/>
+        </w:rPr>
+        <w:t xml:space="preserve">全程冷链配送至太湖新城总院区实验室</w:t>
+      </w:r>
+      <w:r>
+        <w:rPr>
+          <w:rFonts w:ascii="Times New Roman" w:eastAsia="宋体" w:hAnsi="Times New Roman"/>
+          <w:b w:val="false"/>
+          <w:bCs w:val="false"/>
+          <w:color w:val="000000"/>
+          <w:sz w:val="21"/>
+          <w:szCs w:val="21"/>
+        </w:rPr>
+        <w:t xml:space="preserve">，服务期内持续稳定供应；</w:t>
       </w:r>
       <w:r>
         <w:rPr>
@@ -566,7 +588,29 @@
           <w:sz w:val="21"/>
           <w:szCs w:val="21"/>
         </w:rPr>
-        <w:t xml:space="preserve">负责平台检测项目的标准化操作文件及实验室其他质量管理体系文件的建立；配合完成方法学性能验证（精密度、正确度、检出限、可报告范围等），</w:t>
+        <w:t xml:space="preserve">负责平台检测项目的标准化操作文件及实验室其他质量管理体系文件的建立；配合完成方法学性能验证（精密度、正确度、</w:t>
+      </w:r>
+      <w:r>
+        <w:rPr>
+          <w:rFonts w:ascii="Times New Roman" w:eastAsia="宋体" w:hAnsi="Times New Roman"/>
+          <w:b/>
+          <w:bCs/>
+          <w:color w:val="000000"/>
+          <w:sz w:val="21"/>
+          <w:szCs w:val="21"/>
+        </w:rPr>
+        <w:t xml:space="preserve">最低检出变异频率、测序深度与覆盖均一度</w:t>
+      </w:r>
+      <w:r>
+        <w:rPr>
+          <w:rFonts w:ascii="Times New Roman" w:eastAsia="宋体" w:hAnsi="Times New Roman"/>
+          <w:b w:val="false"/>
+          <w:bCs w:val="false"/>
+          <w:color w:val="000000"/>
+          <w:sz w:val="21"/>
+          <w:szCs w:val="21"/>
+        </w:rPr>
+        <w:t xml:space="preserve">、可报告范围等），</w:t>
       </w:r>
       <w:r>
         <w:rPr>
@@ -605,42 +649,7 @@
           <w:sz w:val="22"/>
           <w:szCs w:val="22"/>
         </w:rPr>
-        <w:t xml:space="preserve">4　负责标本运输和冷链物流</w:t>
-      </w:r>
-    </w:p>
-    <w:p>
-      <w:pPr>
-        <w:spacing w:after="100" w:line="380"/>
-        <w:ind w:left="0" w:firstLine="420"/>
-        <w:jc w:val="both"/>
-      </w:pPr>
-      <w:r>
-        <w:rPr>
-          <w:rFonts w:ascii="Times New Roman" w:eastAsia="宋体" w:hAnsi="Times New Roman"/>
-          <w:b w:val="false"/>
-          <w:bCs w:val="false"/>
-          <w:color w:val="000000"/>
-          <w:sz w:val="21"/>
-          <w:szCs w:val="21"/>
-        </w:rPr>
-        <w:t xml:space="preserve">负责检测试剂的冷链配送，保证服务期内持续稳定供应。院区间标本归拢的范围、频次与承担方式，按院方实际需要另行商定。</w:t>
-      </w:r>
-    </w:p>
-    <w:p>
-      <w:pPr>
-        <w:keepNext/>
-        <w:spacing w:after="100" w:before="220" w:line="380"/>
-      </w:pPr>
-      <w:r>
-        <w:rPr>
-          <w:rFonts w:ascii="Arial" w:eastAsia="黑体" w:hAnsi="Arial"/>
-          <w:b/>
-          <w:bCs/>
-          <w:color w:val="000000"/>
-          <w:sz w:val="22"/>
-          <w:szCs w:val="22"/>
-        </w:rPr>
-        <w:t xml:space="preserve">5　负责 NGS 项目技术转移</w:t>
+        <w:t xml:space="preserve">4　负责 NGS 项目技术转移与驻场支持</w:t>
       </w:r>
     </w:p>
     <w:p>
@@ -680,7 +689,64 @@
           <w:sz w:val="21"/>
           <w:szCs w:val="21"/>
         </w:rPr>
-        <w:t xml:space="preserve">；提供临床检验项目沟通与疑难病例报告解读等服务保障；提供与临床科室之间的学术交流支持。</w:t>
+        <w:t xml:space="preserve">。</w:t>
+      </w:r>
+      <w:r>
+        <w:rPr>
+          <w:rFonts w:ascii="Times New Roman" w:eastAsia="宋体" w:hAnsi="Times New Roman"/>
+          <w:b/>
+          <w:bCs/>
+          <w:color w:val="000000"/>
+          <w:sz w:val="21"/>
+          <w:szCs w:val="21"/>
+        </w:rPr>
+        <w:t xml:space="preserve">前期派驻技术人员 1–2 名驻场配合，具体人数按院方实际需求与样本量确定</w:t>
+      </w:r>
+      <w:r>
+        <w:rPr>
+          <w:rFonts w:ascii="Times New Roman" w:eastAsia="宋体" w:hAnsi="Times New Roman"/>
+          <w:b w:val="false"/>
+          <w:bCs w:val="false"/>
+          <w:color w:val="000000"/>
+          <w:sz w:val="21"/>
+          <w:szCs w:val="21"/>
+        </w:rPr>
+        <w:t xml:space="preserve">；培训形成书面记录与考核结论。</w:t>
+      </w:r>
+    </w:p>
+    <w:p>
+      <w:pPr>
+        <w:keepNext/>
+        <w:spacing w:after="100" w:before="220" w:line="380"/>
+      </w:pPr>
+      <w:r>
+        <w:rPr>
+          <w:rFonts w:ascii="Arial" w:eastAsia="黑体" w:hAnsi="Arial"/>
+          <w:b/>
+          <w:bCs/>
+          <w:color w:val="000000"/>
+          <w:sz w:val="22"/>
+          <w:szCs w:val="22"/>
+        </w:rPr>
+        <w:t xml:space="preserve">5　负责临床沟通与报告解读支持</w:t>
+      </w:r>
+    </w:p>
+    <w:p>
+      <w:pPr>
+        <w:spacing w:after="100" w:line="380"/>
+        <w:ind w:left="0" w:firstLine="420"/>
+        <w:jc w:val="both"/>
+      </w:pPr>
+      <w:r>
+        <w:rPr>
+          <w:rFonts w:ascii="Times New Roman" w:eastAsia="宋体" w:hAnsi="Times New Roman"/>
+          <w:b w:val="false"/>
+          <w:bCs w:val="false"/>
+          <w:color w:val="000000"/>
+          <w:sz w:val="21"/>
+          <w:szCs w:val="21"/>
+        </w:rPr>
+        <w:t xml:space="preserve">提供检测项目的临床沟通与疑难病例报告解读支持；配合院方面向肿瘤科、呼吸科、胸外科、消化外科、乳腺外科、病理科等相关科室开展技术交流。</w:t>
       </w:r>
     </w:p>
     <w:p>
@@ -715,7 +781,7 @@
           <w:sz w:val="21"/>
           <w:szCs w:val="21"/>
         </w:rPr>
-        <w:t xml:space="preserve">有专人负责区域业务拓展与临床科室沟通，配合院方提升本平台的临床应用与检测量。</w:t>
+        <w:t xml:space="preserve">有专人负责区域业务拓展与临床科室对接，配合院方开展本平台检测项目的临床宣讲与 MDT 沟通，提升平台的临床应用与检测量。</w:t>
       </w:r>
     </w:p>
     <w:p>
@@ -818,7 +884,7 @@
           <w:sz w:val="21"/>
           <w:szCs w:val="21"/>
         </w:rPr>
-        <w:t xml:space="preserve">派驻技术人员 1 名</w:t>
+        <w:t xml:space="preserve">前期派驻技术人员 1–2 名</w:t>
       </w:r>
       <w:r>
         <w:rPr>
@@ -829,7 +895,7 @@
           <w:sz w:val="21"/>
           <w:szCs w:val="21"/>
         </w:rPr>
-        <w:t xml:space="preserve">，具备分子诊断或临床检验相关背景并持临床基因扩增检验实验室技术人员上岗证，负责带教、技术对接与运行配合，</w:t>
+        <w:t xml:space="preserve">，具备分子诊断或临床检验相关背景并持临床基因扩增检验实验室技术人员上岗证，负责带教、技术对接与日常运行配合。</w:t>
       </w:r>
       <w:r>
         <w:rPr>
@@ -840,7 +906,7 @@
           <w:sz w:val="21"/>
           <w:szCs w:val="21"/>
         </w:rPr>
-        <w:t xml:space="preserve">直至院方人员具备相应能力后转为定期回访与按需响应</w:t>
+        <w:t xml:space="preserve">驻场人数按院方实际需求与样本量调整</w:t>
       </w:r>
       <w:r>
         <w:rPr>
@@ -851,7 +917,7 @@
           <w:sz w:val="21"/>
           <w:szCs w:val="21"/>
         </w:rPr>
-        <w:t xml:space="preserve">。</w:t>
+        <w:t xml:space="preserve">，待院方人员具备独立操作能力后转为定期回访与按需响应。</w:t>
       </w:r>
     </w:p>
     <w:p>
@@ -1116,7 +1182,7 @@
                 <w:sz w:val="18"/>
                 <w:szCs w:val="18"/>
               </w:rPr>
-              <w:t xml:space="preserve">核心仪器设备故障应急</w:t>
+              <w:t xml:space="preserve">测序仪等核心设备故障</w:t>
             </w:r>
           </w:p>
         </w:tc>
@@ -1168,7 +1234,7 @@
                 <w:sz w:val="18"/>
                 <w:szCs w:val="18"/>
               </w:rPr>
-              <w:t xml:space="preserve">2. 无法在约定时限内修复的，提供同等性能备机；或协助将标本外送至具备临床基因扩增检验实验室资质及相应检测项目能力的第三方医学检验机构检测，委托检验另行签订协议并报院方备案。</w:t>
+              <w:t xml:space="preserve">2. 无法在约定时限内修复的，提供同等性能备机；或协助将样本外送至具备临床基因扩增检验实验室资质及相应检测项目能力的第三方医学检验机构检测，委托检验另行签订协议并报院方备案。</w:t>
             </w:r>
           </w:p>
         </w:tc>
@@ -1205,7 +1271,7 @@
                 <w:sz w:val="18"/>
                 <w:szCs w:val="18"/>
               </w:rPr>
-              <w:t xml:space="preserve">物料（试剂、耗材等）应急</w:t>
+              <w:t xml:space="preserve">试剂与耗材供应中断</w:t>
             </w:r>
           </w:p>
         </w:tc>
@@ -1294,7 +1360,7 @@
                 <w:sz w:val="18"/>
                 <w:szCs w:val="18"/>
               </w:rPr>
-              <w:t xml:space="preserve">危重病人处理应急</w:t>
+              <w:t xml:space="preserve">样本质量不合格或建库、捕获失败</w:t>
             </w:r>
           </w:p>
         </w:tc>
@@ -1329,24 +1395,24 @@
                 <w:sz w:val="18"/>
                 <w:szCs w:val="18"/>
               </w:rPr>
-              <w:t xml:space="preserve">1. 危急值优先检测，复查确认；</w:t>
-            </w:r>
-          </w:p>
-          <w:p>
-            <w:pPr>
-              <w:spacing w:line="280"/>
-              <w:jc w:val="left"/>
-            </w:pPr>
-            <w:r>
-              <w:rPr>
-                <w:rFonts w:ascii="Times New Roman" w:eastAsia="宋体" w:hAnsi="Times New Roman"/>
-                <w:b w:val="false"/>
-                <w:bCs w:val="false"/>
-                <w:color w:val="000000"/>
-                <w:sz w:val="18"/>
-                <w:szCs w:val="18"/>
-              </w:rPr>
-              <w:t xml:space="preserve">2. 电话通知到位并留存记录，确认院内知晓。</w:t>
+              <w:t xml:space="preserve">1. 出具不合格原因说明，包括 DNA 得率与完整性、肿瘤细胞含量、文库浓度与片段分布等质控数据；</w:t>
+            </w:r>
+          </w:p>
+          <w:p>
+            <w:pPr>
+              <w:spacing w:line="280"/>
+              <w:jc w:val="left"/>
+            </w:pPr>
+            <w:r>
+              <w:rPr>
+                <w:rFonts w:ascii="Times New Roman" w:eastAsia="宋体" w:hAnsi="Times New Roman"/>
+                <w:b w:val="false"/>
+                <w:bCs w:val="false"/>
+                <w:color w:val="000000"/>
+                <w:sz w:val="18"/>
+                <w:szCs w:val="18"/>
+              </w:rPr>
+              <w:t xml:space="preserve">2. 属产品或技术原因的，免费提供重新建库所需试剂并配合重测；需重新取材的，配合院方完成样本补充。</w:t>
             </w:r>
           </w:p>
         </w:tc>
@@ -1383,7 +1449,7 @@
                 <w:sz w:val="18"/>
                 <w:szCs w:val="18"/>
               </w:rPr>
-              <w:t xml:space="preserve">医疗纠纷应急</w:t>
+              <w:t xml:space="preserve">检测报告超期</w:t>
             </w:r>
           </w:p>
         </w:tc>
@@ -1418,24 +1484,24 @@
                 <w:sz w:val="18"/>
                 <w:szCs w:val="18"/>
               </w:rPr>
-              <w:t xml:space="preserve">1. 配合院方开展原因调查，提供批次记录、质控数据与方法学资料；</w:t>
-            </w:r>
-          </w:p>
-          <w:p>
-            <w:pPr>
-              <w:spacing w:line="280"/>
-              <w:jc w:val="left"/>
-            </w:pPr>
-            <w:r>
-              <w:rPr>
-                <w:rFonts w:ascii="Times New Roman" w:eastAsia="宋体" w:hAnsi="Times New Roman"/>
-                <w:b w:val="false"/>
-                <w:bCs w:val="false"/>
-                <w:color w:val="000000"/>
-                <w:sz w:val="18"/>
-                <w:szCs w:val="18"/>
-              </w:rPr>
-              <w:t xml:space="preserve">2. 确因产品或服务原因造成损失的，承担相应责任并补充制定防范措施。</w:t>
+              <w:t xml:space="preserve">1. 提前告知延期原因与预计出报告时间；</w:t>
+            </w:r>
+          </w:p>
+          <w:p>
+            <w:pPr>
+              <w:spacing w:line="280"/>
+              <w:jc w:val="left"/>
+            </w:pPr>
+            <w:r>
+              <w:rPr>
+                <w:rFonts w:ascii="Times New Roman" w:eastAsia="宋体" w:hAnsi="Times New Roman"/>
+                <w:b w:val="false"/>
+                <w:bCs w:val="false"/>
+                <w:color w:val="000000"/>
+                <w:sz w:val="18"/>
+                <w:szCs w:val="18"/>
+              </w:rPr>
+              <w:t xml:space="preserve">2. 因我方设备、试剂或技术支持原因导致超期的，按合同约定承担责任并提出改进措施。</w:t>
             </w:r>
           </w:p>
         </w:tc>
@@ -1472,7 +1538,7 @@
                 <w:sz w:val="18"/>
                 <w:szCs w:val="18"/>
               </w:rPr>
-              <w:t xml:space="preserve">数据或分析系统应急</w:t>
+              <w:t xml:space="preserve">检测结果争议与复核</w:t>
             </w:r>
           </w:p>
         </w:tc>
@@ -1507,24 +1573,24 @@
                 <w:sz w:val="18"/>
                 <w:szCs w:val="18"/>
               </w:rPr>
-              <w:t xml:space="preserve">1. 及时响应，协助完成数据恢复与追溯，并出具书面说明；</w:t>
-            </w:r>
-          </w:p>
-          <w:p>
-            <w:pPr>
-              <w:spacing w:line="280"/>
-              <w:jc w:val="left"/>
-            </w:pPr>
-            <w:r>
-              <w:rPr>
-                <w:rFonts w:ascii="Times New Roman" w:eastAsia="宋体" w:hAnsi="Times New Roman"/>
-                <w:b w:val="false"/>
-                <w:bCs w:val="false"/>
-                <w:color w:val="000000"/>
-                <w:sz w:val="18"/>
-                <w:szCs w:val="18"/>
-              </w:rPr>
-              <w:t xml:space="preserve">2. 涉及数据完整性的，配合院方开展核查。</w:t>
+              <w:t xml:space="preserve">1. 配合院方开展原因调查，提供批次记录、质控数据、原始下机数据与方法学资料；</w:t>
+            </w:r>
+          </w:p>
+          <w:p>
+            <w:pPr>
+              <w:spacing w:line="280"/>
+              <w:jc w:val="left"/>
+            </w:pPr>
+            <w:r>
+              <w:rPr>
+                <w:rFonts w:ascii="Times New Roman" w:eastAsia="宋体" w:hAnsi="Times New Roman"/>
+                <w:b w:val="false"/>
+                <w:bCs w:val="false"/>
+                <w:color w:val="000000"/>
+                <w:sz w:val="18"/>
+                <w:szCs w:val="18"/>
+              </w:rPr>
+              <w:t xml:space="preserve">2. 必要时以原样本重新检测或以其他方法学验证；确因产品或服务原因造成损失的，承担相应责任并补充制定防范措施。</w:t>
             </w:r>
           </w:p>
         </w:tc>
@@ -1561,7 +1627,7 @@
                 <w:sz w:val="18"/>
                 <w:szCs w:val="18"/>
               </w:rPr>
-              <w:t xml:space="preserve">物流运输应急</w:t>
+              <w:t xml:space="preserve">数据或分析系统异常</w:t>
             </w:r>
           </w:p>
         </w:tc>
@@ -1596,24 +1662,24 @@
                 <w:sz w:val="18"/>
                 <w:szCs w:val="18"/>
               </w:rPr>
-              <w:t xml:space="preserve">1. 备有车辆、人员与耗材，接到通知后按约定时限到达现场交接；</w:t>
-            </w:r>
-          </w:p>
-          <w:p>
-            <w:pPr>
-              <w:spacing w:line="280"/>
-              <w:jc w:val="left"/>
-            </w:pPr>
-            <w:r>
-              <w:rPr>
-                <w:rFonts w:ascii="Times New Roman" w:eastAsia="宋体" w:hAnsi="Times New Roman"/>
-                <w:b w:val="false"/>
-                <w:bCs w:val="false"/>
-                <w:color w:val="000000"/>
-                <w:sz w:val="18"/>
-                <w:szCs w:val="18"/>
-              </w:rPr>
-              <w:t xml:space="preserve">2. 加急样本及时调整线路规划。</w:t>
+              <w:t xml:space="preserve">1. 及时响应，协助完成数据恢复与追溯，并出具书面说明；</w:t>
+            </w:r>
+          </w:p>
+          <w:p>
+            <w:pPr>
+              <w:spacing w:line="280"/>
+              <w:jc w:val="left"/>
+            </w:pPr>
+            <w:r>
+              <w:rPr>
+                <w:rFonts w:ascii="Times New Roman" w:eastAsia="宋体" w:hAnsi="Times New Roman"/>
+                <w:b w:val="false"/>
+                <w:bCs w:val="false"/>
+                <w:color w:val="000000"/>
+                <w:sz w:val="18"/>
+                <w:szCs w:val="18"/>
+              </w:rPr>
+              <w:t xml:space="preserve">2. 涉及数据完整性的，配合院方开展核查。</w:t>
             </w:r>
           </w:p>
         </w:tc>
@@ -1649,9 +1715,9 @@
         </w:tblBorders>
       </w:tblPr>
       <w:tblGrid>
-        <w:gridCol w:w="1700"/>
+        <w:gridCol w:w="2100"/>
         <w:gridCol w:w="3200"/>
-        <w:gridCol w:w="4960"/>
+        <w:gridCol w:w="4560"/>
       </w:tblGrid>
       <w:tr>
         <w:trPr>
@@ -1659,7 +1725,7 @@
         </w:trPr>
         <w:tc>
           <w:tcPr>
-            <w:tcW w:type="dxa" w:w="1700"/>
+            <w:tcW w:type="dxa" w:w="2100"/>
             <w:tcBorders>
               <w:top w:val="single" w:color="000000" w:sz="12"/>
               <w:left w:val="none" w:color="FFFFFF" w:sz="0"/>
@@ -1729,7 +1795,7 @@
         </w:tc>
         <w:tc>
           <w:tcPr>
-            <w:tcW w:type="dxa" w:w="4960"/>
+            <w:tcW w:type="dxa" w:w="4560"/>
             <w:tcBorders>
               <w:top w:val="single" w:color="000000" w:sz="12"/>
               <w:left w:val="none" w:color="FFFFFF" w:sz="0"/>
@@ -1766,7 +1832,7 @@
       <w:tr>
         <w:tc>
           <w:tcPr>
-            <w:tcW w:type="dxa" w:w="1700"/>
+            <w:tcW w:type="dxa" w:w="2100"/>
             <w:tcBorders>
               <w:top w:val="none" w:color="FFFFFF" w:sz="0"/>
               <w:left w:val="none" w:color="FFFFFF" w:sz="0"/>
@@ -1891,7 +1957,7 @@
         </w:tc>
         <w:tc>
           <w:tcPr>
-            <w:tcW w:type="dxa" w:w="4960"/>
+            <w:tcW w:type="dxa" w:w="4560"/>
             <w:tcBorders>
               <w:top w:val="none" w:color="FFFFFF" w:sz="0"/>
               <w:left w:val="none" w:color="FFFFFF" w:sz="0"/>

--- a/docs/tumor-ngs-tender/苏州市立医院-肿瘤NGS平台招标需求（对院应答稿）.docx
+++ b/docs/tumor-ngs-tender/苏州市立医院-肿瘤NGS平台招标需求（对院应答稿）.docx
@@ -430,7 +430,36 @@
           <w:sz w:val="21"/>
           <w:szCs w:val="21"/>
         </w:rPr>
-        <w:t xml:space="preserve">本项目使用太湖新城总院区现有 PCR 多分区实验室，</w:t>
+        <w:t xml:space="preserve">本项目使用太湖新城总院区病理科现有 PCR 多分区实验室。中标方负责设备进场前的现场勘察，就台面承重、供电、给排水、温湿度与网络接入等提出书面要求，并配合院方完成设备就位前的条件准备，直至各功能分区满足临床项目开展的场地要求。</w:t>
+      </w:r>
+    </w:p>
+    <w:p>
+      <w:pPr>
+        <w:spacing w:after="100" w:line="380"/>
+        <w:ind w:left="0" w:firstLine="420"/>
+        <w:jc w:val="both"/>
+      </w:pPr>
+      <w:r>
+        <w:rPr>
+          <w:rFonts w:ascii="Times New Roman" w:eastAsia="宋体" w:hAnsi="Times New Roman"/>
+          <w:b/>
+          <w:bCs/>
+          <w:color w:val="000000"/>
+          <w:sz w:val="21"/>
+          <w:szCs w:val="21"/>
+        </w:rPr>
+        <w:t xml:space="preserve">实验室场地的改造与建设不属于本项目采购范围</w:t>
+      </w:r>
+      <w:r>
+        <w:rPr>
+          <w:rFonts w:ascii="Times New Roman" w:eastAsia="宋体" w:hAnsi="Times New Roman"/>
+          <w:b w:val="false"/>
+          <w:bCs w:val="false"/>
+          <w:color w:val="000000"/>
+          <w:sz w:val="21"/>
+          <w:szCs w:val="21"/>
+        </w:rPr>
+        <w:t xml:space="preserve">，包括现阶段病理科实验室的局部改造（如测序室边台改造为承重桌等）与后续分子诊断中心的场地建设，</w:t>
       </w:r>
       <w:r>
         <w:rPr>
@@ -441,7 +470,7 @@
           <w:sz w:val="21"/>
           <w:szCs w:val="21"/>
         </w:rPr>
-        <w:t xml:space="preserve">不涉及新建与装修改造</w:t>
+        <w:t xml:space="preserve">均由院方组织实施并承担相应费用，不计入本项目报价</w:t>
       </w:r>
       <w:r>
         <w:rPr>
@@ -452,7 +481,7 @@
           <w:sz w:val="21"/>
           <w:szCs w:val="21"/>
         </w:rPr>
-        <w:t xml:space="preserve">。负责设备进场前的现场勘察，就台面承重、供电、给排水、温湿度与网络接入提出书面要求；测序室边台改造为称重桌，以及设备就位所需的其他局部适配调整，由我方负责实施，费用计入报价，直至各功能分区满足临床项目开展的场地要求。</w:t>
+        <w:t xml:space="preserve">；中标方负责提出相应的技术条件要求并配合实施。</w:t>
       </w:r>
     </w:p>
     <w:p>
@@ -498,7 +527,7 @@
           <w:sz w:val="21"/>
           <w:szCs w:val="21"/>
         </w:rPr>
-        <w:t xml:space="preserve">由我方全部投入</w:t>
+        <w:t xml:space="preserve">由中标方全部投入</w:t>
       </w:r>
       <w:r>
         <w:rPr>
@@ -509,7 +538,7 @@
           <w:sz w:val="21"/>
           <w:szCs w:val="21"/>
         </w:rPr>
-        <w:t xml:space="preserve">。设备后续将随分子诊断中心整体迁至新址，该处无既有设备，故清单不设「沿用院方现有设备」口径。试剂按院方确定的拟开展检测项目供应，每一癌种可包含多个检测项目及多个试剂盒，</w:t>
+        <w:t xml:space="preserve">。试剂按院方确定的拟开展检测项目供应，每一癌种可包含多个检测项目及多个试剂盒，</w:t>
       </w:r>
       <w:r>
         <w:rPr>
@@ -520,7 +549,7 @@
           <w:sz w:val="21"/>
           <w:szCs w:val="21"/>
         </w:rPr>
-        <w:t xml:space="preserve">全程冷链配送至太湖新城总院区实验室</w:t>
+        <w:t xml:space="preserve">全程冷链配送至太湖新城总院实验室</w:t>
       </w:r>
       <w:r>
         <w:rPr>
@@ -531,7 +560,7 @@
           <w:sz w:val="21"/>
           <w:szCs w:val="21"/>
         </w:rPr>
-        <w:t xml:space="preserve">，服务期内持续稳定供应；</w:t>
+        <w:t xml:space="preserve">，服务期内持续稳定供应；其中</w:t>
       </w:r>
       <w:r>
         <w:rPr>
@@ -542,7 +571,7 @@
           <w:sz w:val="21"/>
           <w:szCs w:val="21"/>
         </w:rPr>
-        <w:t xml:space="preserve">所供试剂盒须取得国家药品监督管理局第三类医疗器械注册证，注册证在有效期内，注册适用范围覆盖对应癌种，且注册证载明的适用机型包含 MGISEQ-2000。</w:t>
+        <w:t xml:space="preserve">承担临床检测功能的核心试剂盒，须取得国家药品监督管理局第三类医疗器械注册证，注册证在有效期内，注册适用范围覆盖对应癌种，且注册证载明的适用机型包含 MGISEQ-2000</w:t>
       </w:r>
       <w:r>
         <w:rPr>
@@ -553,7 +582,7 @@
           <w:sz w:val="21"/>
           <w:szCs w:val="21"/>
         </w:rPr>
-        <w:t xml:space="preserve">设备、试剂供应以满足实验室项目开展的需求为标准。</w:t>
+        <w:t xml:space="preserve">；文库构建等环节所用的通用耗材与辅助试剂，按实验需要配套供应。设备、试剂供应以满足实验室项目开展的需求为标准。</w:t>
       </w:r>
     </w:p>
     <w:p>
@@ -667,51 +696,7 @@
           <w:sz w:val="21"/>
           <w:szCs w:val="21"/>
         </w:rPr>
-        <w:t xml:space="preserve">负责人员带教与标准化流程输出，内容覆盖样本前处理、文库构建、杂交捕获、上机测序、数据分析与报告解读全流程，</w:t>
-      </w:r>
-      <w:r>
-        <w:rPr>
-          <w:rFonts w:ascii="Times New Roman" w:eastAsia="宋体" w:hAnsi="Times New Roman"/>
-          <w:b/>
-          <w:bCs/>
-          <w:color w:val="000000"/>
-          <w:sz w:val="21"/>
-          <w:szCs w:val="21"/>
-        </w:rPr>
-        <w:t xml:space="preserve">直至院方人员具备独立操作能力</w:t>
-      </w:r>
-      <w:r>
-        <w:rPr>
-          <w:rFonts w:ascii="Times New Roman" w:eastAsia="宋体" w:hAnsi="Times New Roman"/>
-          <w:b w:val="false"/>
-          <w:bCs w:val="false"/>
-          <w:color w:val="000000"/>
-          <w:sz w:val="21"/>
-          <w:szCs w:val="21"/>
-        </w:rPr>
-        <w:t xml:space="preserve">。</w:t>
-      </w:r>
-      <w:r>
-        <w:rPr>
-          <w:rFonts w:ascii="Times New Roman" w:eastAsia="宋体" w:hAnsi="Times New Roman"/>
-          <w:b/>
-          <w:bCs/>
-          <w:color w:val="000000"/>
-          <w:sz w:val="21"/>
-          <w:szCs w:val="21"/>
-        </w:rPr>
-        <w:t xml:space="preserve">前期派驻技术人员 1–2 名驻场配合，具体人数按院方实际需求与样本量确定</w:t>
-      </w:r>
-      <w:r>
-        <w:rPr>
-          <w:rFonts w:ascii="Times New Roman" w:eastAsia="宋体" w:hAnsi="Times New Roman"/>
-          <w:b w:val="false"/>
-          <w:bCs w:val="false"/>
-          <w:color w:val="000000"/>
-          <w:sz w:val="21"/>
-          <w:szCs w:val="21"/>
-        </w:rPr>
-        <w:t xml:space="preserve">；培训形成书面记录与考核结论。</w:t>
+        <w:t xml:space="preserve">负责人员带教与标准化流程输出，内容覆盖样本前处理、文库构建、杂交捕获、上机测序、数据分析与报告解读全流程，培训形成书面记录与考核结论。</w:t>
       </w:r>
     </w:p>
     <w:p>
@@ -867,24 +852,13 @@
       <w:r>
         <w:rPr>
           <w:rFonts w:ascii="Times New Roman" w:eastAsia="宋体" w:hAnsi="Times New Roman"/>
-          <w:b w:val="false"/>
-          <w:bCs w:val="false"/>
-          <w:color w:val="000000"/>
-          <w:sz w:val="21"/>
-          <w:szCs w:val="21"/>
-        </w:rPr>
-        <w:t xml:space="preserve">我方设项目负责人 1 名；</w:t>
-      </w:r>
-      <w:r>
-        <w:rPr>
-          <w:rFonts w:ascii="Times New Roman" w:eastAsia="宋体" w:hAnsi="Times New Roman"/>
           <w:b/>
           <w:bCs/>
           <w:color w:val="000000"/>
           <w:sz w:val="21"/>
           <w:szCs w:val="21"/>
         </w:rPr>
-        <w:t xml:space="preserve">前期派驻技术人员 1–2 名</w:t>
+        <w:t xml:space="preserve">中标方配备技术人员 1–2 名</w:t>
       </w:r>
       <w:r>
         <w:rPr>
@@ -946,7 +920,7 @@
           <w:sz w:val="21"/>
           <w:szCs w:val="21"/>
         </w:rPr>
-        <w:t xml:space="preserve">相关人员待遇由我方承担</w:t>
+        <w:t xml:space="preserve">相关人员待遇由中标方承担</w:t>
       </w:r>
       <w:r>
         <w:rPr>
@@ -957,7 +931,7 @@
           <w:sz w:val="21"/>
           <w:szCs w:val="21"/>
         </w:rPr>
-        <w:t xml:space="preserve">。我方人员进入实验室遵守院方生物安全、感染控制与信息安全的相关规定并签署保密承诺；检验报告由院方具备相应资质的人员审核签发。</w:t>
+        <w:t xml:space="preserve">。中标方人员进入实验室遵守院方生物安全、感染控制与信息安全的相关规定并签署保密承诺；检验报告由院方具备相应资质的人员审核签发。</w:t>
       </w:r>
     </w:p>
     <w:p>
@@ -1323,7 +1297,7 @@
                 <w:sz w:val="18"/>
                 <w:szCs w:val="18"/>
               </w:rPr>
-              <w:t xml:space="preserve">2. 由我方其他仓库临时调拨，并联系厂家及时恢复供应。</w:t>
+              <w:t xml:space="preserve">2. 由中标方其他仓库临时调拨，并联系厂家及时恢复供应。</w:t>
             </w:r>
           </w:p>
         </w:tc>
@@ -1412,7 +1386,7 @@
                 <w:sz w:val="18"/>
                 <w:szCs w:val="18"/>
               </w:rPr>
-              <w:t xml:space="preserve">2. 属产品或技术原因的，免费提供重新建库所需试剂并配合重测；需重新取材的，配合院方完成样本补充。</w:t>
+              <w:t xml:space="preserve">2. 需重新取材的，配合院方完成样本补充。</w:t>
             </w:r>
           </w:p>
         </w:tc>
@@ -1501,7 +1475,7 @@
                 <w:sz w:val="18"/>
                 <w:szCs w:val="18"/>
               </w:rPr>
-              <w:t xml:space="preserve">2. 因我方设备、试剂或技术支持原因导致超期的，按合同约定承担责任并提出改进措施。</w:t>
+              <w:t xml:space="preserve">2. 因中标方设备、试剂或技术支持原因导致超期的，按合同约定承担责任并提出改进措施。</w:t>
             </w:r>
           </w:p>
         </w:tc>
@@ -1879,7 +1853,7 @@
                 <w:sz w:val="18"/>
                 <w:szCs w:val="18"/>
               </w:rPr>
-              <w:t xml:space="preserve">（我方公司名称）</w:t>
+              <w:t xml:space="preserve">（投标方名称）</w:t>
             </w:r>
           </w:p>
         </w:tc>
@@ -2123,7 +2097,7 @@
           <w:sz w:val="21"/>
           <w:szCs w:val="21"/>
         </w:rPr>
-        <w:t xml:space="preserve">由我方全部投入</w:t>
+        <w:t xml:space="preserve">由中标方全部投入</w:t>
       </w:r>
       <w:r>
         <w:rPr>

--- a/docs/tumor-ngs-tender/苏州市立医院-肿瘤NGS平台招标需求（对院应答稿）.docx
+++ b/docs/tumor-ngs-tender/苏州市立医院-肿瘤NGS平台招标需求（对院应答稿）.docx
@@ -430,7 +430,7 @@
           <w:sz w:val="21"/>
           <w:szCs w:val="21"/>
         </w:rPr>
-        <w:t xml:space="preserve">本项目使用太湖新城总院区病理科现有 PCR 多分区实验室。中标方负责设备进场前的现场勘察，就台面承重、供电、给排水、温湿度与网络接入等提出书面要求，并配合院方完成设备就位前的条件准备，直至各功能分区满足临床项目开展的场地要求。</w:t>
+        <w:t xml:space="preserve">本项目现阶段使用现有 PCR 多分区实验室。中标方负责设备进场前的现场勘察，就场地承重、供电、温湿度与网络接入等条件提出书面要求，并配合院方完成设备就位前的条件准备，直至各功能分区满足临床项目开展的场地要求。</w:t>
       </w:r>
     </w:p>
     <w:p>
@@ -448,7 +448,7 @@
           <w:sz w:val="21"/>
           <w:szCs w:val="21"/>
         </w:rPr>
-        <w:t xml:space="preserve">实验室场地的改造与建设不属于本项目采购范围</w:t>
+        <w:t xml:space="preserve">现阶段实验室的局部改造</w:t>
       </w:r>
       <w:r>
         <w:rPr>
@@ -459,7 +459,7 @@
           <w:sz w:val="21"/>
           <w:szCs w:val="21"/>
         </w:rPr>
-        <w:t xml:space="preserve">，包括现阶段病理科实验室的局部改造（如测序室边台改造为承重桌等）与后续分子诊断中心的场地建设，</w:t>
+        <w:t xml:space="preserve">（如测序室边台改造为承重桌等）</w:t>
       </w:r>
       <w:r>
         <w:rPr>
@@ -470,7 +470,7 @@
           <w:sz w:val="21"/>
           <w:szCs w:val="21"/>
         </w:rPr>
-        <w:t xml:space="preserve">均由院方组织实施并承担相应费用，不计入本项目报价</w:t>
+        <w:t xml:space="preserve">由中标方负责实施</w:t>
       </w:r>
       <w:r>
         <w:rPr>
@@ -481,7 +481,29 @@
           <w:sz w:val="21"/>
           <w:szCs w:val="21"/>
         </w:rPr>
-        <w:t xml:space="preserve">；中标方负责提出相应的技术条件要求并配合实施。</w:t>
+        <w:t xml:space="preserve">；</w:t>
+      </w:r>
+      <w:r>
+        <w:rPr>
+          <w:rFonts w:ascii="Times New Roman" w:eastAsia="宋体" w:hAnsi="Times New Roman"/>
+          <w:b/>
+          <w:bCs/>
+          <w:color w:val="000000"/>
+          <w:sz w:val="21"/>
+          <w:szCs w:val="21"/>
+        </w:rPr>
+        <w:t xml:space="preserve">后续分子诊断中心的场地建设由院方组织实施并承担相应费用</w:t>
+      </w:r>
+      <w:r>
+        <w:rPr>
+          <w:rFonts w:ascii="Times New Roman" w:eastAsia="宋体" w:hAnsi="Times New Roman"/>
+          <w:b w:val="false"/>
+          <w:bCs w:val="false"/>
+          <w:color w:val="000000"/>
+          <w:sz w:val="21"/>
+          <w:szCs w:val="21"/>
+        </w:rPr>
+        <w:t xml:space="preserve">，中标方配合完成功能分区与设备布局的规划。</w:t>
       </w:r>
     </w:p>
     <w:p>
@@ -538,7 +560,7 @@
           <w:sz w:val="21"/>
           <w:szCs w:val="21"/>
         </w:rPr>
-        <w:t xml:space="preserve">。试剂按院方确定的拟开展检测项目供应，每一癌种可包含多个检测项目及多个试剂盒，</w:t>
+        <w:t xml:space="preserve">。试剂按院方确定的拟开展检测项目配套供应，</w:t>
       </w:r>
       <w:r>
         <w:rPr>
@@ -549,7 +571,7 @@
           <w:sz w:val="21"/>
           <w:szCs w:val="21"/>
         </w:rPr>
-        <w:t xml:space="preserve">全程冷链配送至太湖新城总院实验室</w:t>
+        <w:t xml:space="preserve">全程冷链配送，服务期内持续稳定供应</w:t>
       </w:r>
       <w:r>
         <w:rPr>
@@ -560,7 +582,7 @@
           <w:sz w:val="21"/>
           <w:szCs w:val="21"/>
         </w:rPr>
-        <w:t xml:space="preserve">，服务期内持续稳定供应；其中</w:t>
+        <w:t xml:space="preserve">；其中</w:t>
       </w:r>
       <w:r>
         <w:rPr>
@@ -571,7 +593,7 @@
           <w:sz w:val="21"/>
           <w:szCs w:val="21"/>
         </w:rPr>
-        <w:t xml:space="preserve">承担临床检测功能的核心试剂盒，须取得国家药品监督管理局第三类医疗器械注册证，注册证在有效期内，注册适用范围覆盖对应癌种，且注册证载明的适用机型包含 MGISEQ-2000</w:t>
+        <w:t xml:space="preserve">承担临床检测功能的核心试剂盒，须取得国家药品监督管理局第三类医疗器械注册证，注册适用范围覆盖对应癌种</w:t>
       </w:r>
       <w:r>
         <w:rPr>
@@ -582,7 +604,7 @@
           <w:sz w:val="21"/>
           <w:szCs w:val="21"/>
         </w:rPr>
-        <w:t xml:space="preserve">；文库构建等环节所用的通用耗材与辅助试剂，按实验需要配套供应。设备、试剂供应以满足实验室项目开展的需求为标准。</w:t>
+        <w:t xml:space="preserve">。</w:t>
       </w:r>
     </w:p>
     <w:p>
@@ -617,29 +639,7 @@
           <w:sz w:val="21"/>
           <w:szCs w:val="21"/>
         </w:rPr>
-        <w:t xml:space="preserve">负责平台检测项目的标准化操作文件及实验室其他质量管理体系文件的建立；配合完成方法学性能验证（精密度、正确度、</w:t>
-      </w:r>
-      <w:r>
-        <w:rPr>
-          <w:rFonts w:ascii="Times New Roman" w:eastAsia="宋体" w:hAnsi="Times New Roman"/>
-          <w:b/>
-          <w:bCs/>
-          <w:color w:val="000000"/>
-          <w:sz w:val="21"/>
-          <w:szCs w:val="21"/>
-        </w:rPr>
-        <w:t xml:space="preserve">最低检出变异频率、测序深度与覆盖均一度</w:t>
-      </w:r>
-      <w:r>
-        <w:rPr>
-          <w:rFonts w:ascii="Times New Roman" w:eastAsia="宋体" w:hAnsi="Times New Roman"/>
-          <w:b w:val="false"/>
-          <w:bCs w:val="false"/>
-          <w:color w:val="000000"/>
-          <w:sz w:val="21"/>
-          <w:szCs w:val="21"/>
-        </w:rPr>
-        <w:t xml:space="preserve">、可报告范围等），</w:t>
+        <w:t xml:space="preserve">负责平台检测项目的标准化操作文件及实验室其他质量管理体系文件的建立；配合完成方法学性能验证，</w:t>
       </w:r>
       <w:r>
         <w:rPr>
@@ -696,7 +696,7 @@
           <w:sz w:val="21"/>
           <w:szCs w:val="21"/>
         </w:rPr>
-        <w:t xml:space="preserve">负责人员带教与标准化流程输出，内容覆盖样本前处理、文库构建、杂交捕获、上机测序、数据分析与报告解读全流程，培训形成书面记录与考核结论。</w:t>
+        <w:t xml:space="preserve">负责人员带教与标准化流程输出，内容覆盖实验操作、上机测序、数据分析与报告解读全流程，培训形成书面记录与考核结论。</w:t>
       </w:r>
     </w:p>
     <w:p>
@@ -731,7 +731,7 @@
           <w:sz w:val="21"/>
           <w:szCs w:val="21"/>
         </w:rPr>
-        <w:t xml:space="preserve">提供检测项目的临床沟通与疑难病例报告解读支持；配合院方面向肿瘤科、呼吸科、胸外科、消化外科、乳腺外科、病理科等相关科室开展技术交流。</w:t>
+        <w:t xml:space="preserve">提供检测项目的临床沟通与疑难病例报告解读支持；配合院方面向相关临床科室开展技术交流。</w:t>
       </w:r>
     </w:p>
     <w:p>
@@ -766,7 +766,7 @@
           <w:sz w:val="21"/>
           <w:szCs w:val="21"/>
         </w:rPr>
-        <w:t xml:space="preserve">有专人负责区域业务拓展与临床科室对接，配合院方开展本平台检测项目的临床宣讲与 MDT 沟通，提升平台的临床应用与检测量。</w:t>
+        <w:t xml:space="preserve">有专人负责临床科室对接，配合院方开展本平台检测项目的临床宣讲与 MDT 沟通，提升平台的临床应用与检测量。</w:t>
       </w:r>
     </w:p>
     <w:p>
@@ -812,7 +812,7 @@
           <w:sz w:val="21"/>
           <w:szCs w:val="21"/>
         </w:rPr>
-        <w:t xml:space="preserve">本平台产生的检测数据归院方所有，存储于院内，不上传至院外，不出境</w:t>
+        <w:t xml:space="preserve">本平台产生的检测数据归院方所有，存储于院内，不上传至院外</w:t>
       </w:r>
       <w:r>
         <w:rPr>
@@ -869,7 +869,7 @@
           <w:sz w:val="21"/>
           <w:szCs w:val="21"/>
         </w:rPr>
-        <w:t xml:space="preserve">，具备分子诊断或临床检验相关背景并持临床基因扩增检验实验室技术人员上岗证，负责带教、技术对接与日常运行配合。</w:t>
+        <w:t xml:space="preserve">，应具备分子诊断或临床检验相关专业背景，</w:t>
       </w:r>
       <w:r>
         <w:rPr>
@@ -880,7 +880,7 @@
           <w:sz w:val="21"/>
           <w:szCs w:val="21"/>
         </w:rPr>
-        <w:t xml:space="preserve">驻场人数按院方实际需求与样本量调整</w:t>
+        <w:t xml:space="preserve">持临床基因扩增检验实验室技术人员上岗证（PCR 上岗证）</w:t>
       </w:r>
       <w:r>
         <w:rPr>
@@ -891,7 +891,29 @@
           <w:sz w:val="21"/>
           <w:szCs w:val="21"/>
         </w:rPr>
-        <w:t xml:space="preserve">，待院方人员具备独立操作能力后转为定期回访与按需响应。</w:t>
+        <w:t xml:space="preserve">，</w:t>
+      </w:r>
+      <w:r>
+        <w:rPr>
+          <w:rFonts w:ascii="Times New Roman" w:eastAsia="宋体" w:hAnsi="Times New Roman"/>
+          <w:b/>
+          <w:bCs/>
+          <w:color w:val="000000"/>
+          <w:sz w:val="21"/>
+          <w:szCs w:val="21"/>
+        </w:rPr>
+        <w:t xml:space="preserve">具有高通量测序湿实验操作经验者优先</w:t>
+      </w:r>
+      <w:r>
+        <w:rPr>
+          <w:rFonts w:ascii="Times New Roman" w:eastAsia="宋体" w:hAnsi="Times New Roman"/>
+          <w:b w:val="false"/>
+          <w:bCs w:val="false"/>
+          <w:color w:val="000000"/>
+          <w:sz w:val="21"/>
+          <w:szCs w:val="21"/>
+        </w:rPr>
+        <w:t xml:space="preserve">；负责带教、技术对接与日常运行配合。</w:t>
       </w:r>
     </w:p>
     <w:p>
@@ -909,7 +931,7 @@
           <w:sz w:val="21"/>
           <w:szCs w:val="21"/>
         </w:rPr>
-        <w:t xml:space="preserve">院方按拟开展项目与预估样本量测算所需检验人员数量并负责招聘，</w:t>
+        <w:t xml:space="preserve">院方招聘具备分子诊断或临床检验相关背景的人员，按拟开展项目与预估样本量测算，前期拟定 1–2 人，</w:t>
       </w:r>
       <w:r>
         <w:rPr>
@@ -960,24 +982,13 @@
       <w:r>
         <w:rPr>
           <w:rFonts w:ascii="Times New Roman" w:eastAsia="宋体" w:hAnsi="Times New Roman"/>
-          <w:b/>
-          <w:bCs/>
-          <w:color w:val="000000"/>
-          <w:sz w:val="21"/>
-          <w:szCs w:val="21"/>
-        </w:rPr>
-        <w:t xml:space="preserve">本项目不设科研绑定条款</w:t>
-      </w:r>
-      <w:r>
-        <w:rPr>
-          <w:rFonts w:ascii="Times New Roman" w:eastAsia="宋体" w:hAnsi="Times New Roman"/>
           <w:b w:val="false"/>
           <w:bCs w:val="false"/>
           <w:color w:val="000000"/>
           <w:sz w:val="21"/>
           <w:szCs w:val="21"/>
         </w:rPr>
-        <w:t xml:space="preserve">，不以科研合作、驻场科研人员、课题与文章署名、学术会议或外出考察等名义，附加与本项目采购相挂钩的条件。</w:t>
+        <w:t xml:space="preserve">中标方应具备检测数据的技术性梳理、方法学资料提供及生物信息分析支持能力，按院方实际需要配合开展，保障检测质量与结果解读的规范性。</w:t>
       </w:r>
     </w:p>
     <w:p>
@@ -995,7 +1006,7 @@
           <w:sz w:val="21"/>
           <w:szCs w:val="21"/>
         </w:rPr>
-        <w:t xml:space="preserve">按院方实际需要，提供本平台检测数据的技术性梳理、方法学资料与生物信息分析支持；如院方另有科研合作意向，另行立项、单独签署协议，与本次采购不作关联。</w:t>
+        <w:t xml:space="preserve">随着平台数据积累，院方如提出数据分析、质量评价等进一步技术需求，中标方应在合规范围内予以配合。</w:t>
       </w:r>
     </w:p>
     <w:p>
@@ -1208,7 +1219,7 @@
                 <w:sz w:val="18"/>
                 <w:szCs w:val="18"/>
               </w:rPr>
-              <w:t xml:space="preserve">2. 无法在约定时限内修复的，提供同等性能备机；或协助将样本外送至具备临床基因扩增检验实验室资质及相应检测项目能力的第三方医学检验机构检测，委托检验另行签订协议并报院方备案。</w:t>
+              <w:t xml:space="preserve">2. 无法在约定时限内修复的，提供同等性能备机或其他替代方案，保障在院检测的连续性。</w:t>
             </w:r>
           </w:p>
         </w:tc>
@@ -1369,7 +1380,7 @@
                 <w:sz w:val="18"/>
                 <w:szCs w:val="18"/>
               </w:rPr>
-              <w:t xml:space="preserve">1. 出具不合格原因说明，包括 DNA 得率与完整性、肿瘤细胞含量、文库浓度与片段分布等质控数据；</w:t>
+              <w:t xml:space="preserve">1. 出具不合格原因说明与相应质控数据；</w:t>
             </w:r>
           </w:p>
           <w:p>
@@ -1547,24 +1558,24 @@
                 <w:sz w:val="18"/>
                 <w:szCs w:val="18"/>
               </w:rPr>
-              <w:t xml:space="preserve">1. 配合院方开展原因调查，提供批次记录、质控数据、原始下机数据与方法学资料；</w:t>
-            </w:r>
-          </w:p>
-          <w:p>
-            <w:pPr>
-              <w:spacing w:line="280"/>
-              <w:jc w:val="left"/>
-            </w:pPr>
-            <w:r>
-              <w:rPr>
-                <w:rFonts w:ascii="Times New Roman" w:eastAsia="宋体" w:hAnsi="Times New Roman"/>
-                <w:b w:val="false"/>
-                <w:bCs w:val="false"/>
-                <w:color w:val="000000"/>
-                <w:sz w:val="18"/>
-                <w:szCs w:val="18"/>
-              </w:rPr>
-              <w:t xml:space="preserve">2. 必要时以原样本重新检测或以其他方法学验证；确因产品或服务原因造成损失的，承担相应责任并补充制定防范措施。</w:t>
+              <w:t xml:space="preserve">1. 配合院方开展原因调查，提供批次记录、质控数据与方法学资料；</w:t>
+            </w:r>
+          </w:p>
+          <w:p>
+            <w:pPr>
+              <w:spacing w:line="280"/>
+              <w:jc w:val="left"/>
+            </w:pPr>
+            <w:r>
+              <w:rPr>
+                <w:rFonts w:ascii="Times New Roman" w:eastAsia="宋体" w:hAnsi="Times New Roman"/>
+                <w:b w:val="false"/>
+                <w:bCs w:val="false"/>
+                <w:color w:val="000000"/>
+                <w:sz w:val="18"/>
+                <w:szCs w:val="18"/>
+              </w:rPr>
+              <w:t xml:space="preserve">2. 必要时以原样本重新检测或以其他方法学验证，并补充更新防范措施。</w:t>
             </w:r>
           </w:p>
         </w:tc>
@@ -1994,61 +2005,41 @@
                 <w:sz w:val="18"/>
                 <w:szCs w:val="18"/>
               </w:rPr>
-              <w:t xml:space="preserve">3. 质保期 </w:t>
-            </w:r>
-            <w:r>
-              <w:rPr>
-                <w:rFonts w:ascii="Times New Roman" w:eastAsia="宋体" w:hAnsi="Times New Roman"/>
-                <w:sz w:val="18"/>
-                <w:szCs w:val="18"/>
-                <w:u w:val="single"/>
-              </w:rPr>
-              <w:t xml:space="preserve">        </w:t>
-            </w:r>
-            <w:r>
-              <w:rPr>
-                <w:rFonts w:ascii="Times New Roman" w:eastAsia="宋体" w:hAnsi="Times New Roman"/>
-                <w:b w:val="false"/>
-                <w:bCs w:val="false"/>
-                <w:color w:val="000000"/>
-                <w:sz w:val="18"/>
-                <w:szCs w:val="18"/>
-              </w:rPr>
-              <w:t xml:space="preserve"> 年，质保期满后的维保价格另行报出；</w:t>
-            </w:r>
-          </w:p>
-          <w:p>
-            <w:pPr>
-              <w:spacing w:line="280"/>
-              <w:jc w:val="left"/>
-            </w:pPr>
-            <w:r>
-              <w:rPr>
-                <w:rFonts w:ascii="Times New Roman" w:eastAsia="宋体" w:hAnsi="Times New Roman"/>
-                <w:b w:val="false"/>
-                <w:bCs w:val="false"/>
-                <w:color w:val="000000"/>
-                <w:sz w:val="18"/>
-                <w:szCs w:val="18"/>
-              </w:rPr>
-              <w:t xml:space="preserve">4. 试剂收费标准按江苏省现行医疗服务价格政策执行，政策调整时按调整后的标准与同一比例随动；</w:t>
-            </w:r>
-          </w:p>
-          <w:p>
-            <w:pPr>
-              <w:spacing w:line="280"/>
-              <w:jc w:val="left"/>
-            </w:pPr>
-            <w:r>
-              <w:rPr>
-                <w:rFonts w:ascii="Times New Roman" w:eastAsia="宋体" w:hAnsi="Times New Roman"/>
-                <w:b w:val="false"/>
-                <w:bCs w:val="false"/>
-                <w:color w:val="000000"/>
-                <w:sz w:val="18"/>
-                <w:szCs w:val="18"/>
-              </w:rPr>
-              <w:t xml:space="preserve">5. 院方场地调整需要移机的，移机服务价格单独报出，移机不影响原质保期的连续计算。</w:t>
+              <w:t xml:space="preserve">3. 所供设备提供终身免费维保；</w:t>
+            </w:r>
+          </w:p>
+          <w:p>
+            <w:pPr>
+              <w:spacing w:line="280"/>
+              <w:jc w:val="left"/>
+            </w:pPr>
+            <w:r>
+              <w:rPr>
+                <w:rFonts w:ascii="Times New Roman" w:eastAsia="宋体" w:hAnsi="Times New Roman"/>
+                <w:b w:val="false"/>
+                <w:bCs w:val="false"/>
+                <w:color w:val="000000"/>
+                <w:sz w:val="18"/>
+                <w:szCs w:val="18"/>
+              </w:rPr>
+              <w:t xml:space="preserve">4. 试剂收费标准按江苏省现行医疗服务价格政策执行，后续政策如进一步调整，双方根据实际情况友好协商；</w:t>
+            </w:r>
+          </w:p>
+          <w:p>
+            <w:pPr>
+              <w:spacing w:line="280"/>
+              <w:jc w:val="left"/>
+            </w:pPr>
+            <w:r>
+              <w:rPr>
+                <w:rFonts w:ascii="Times New Roman" w:eastAsia="宋体" w:hAnsi="Times New Roman"/>
+                <w:b w:val="false"/>
+                <w:bCs w:val="false"/>
+                <w:color w:val="000000"/>
+                <w:sz w:val="18"/>
+                <w:szCs w:val="18"/>
+              </w:rPr>
+              <w:t xml:space="preserve">5. 院方场地调整需要院内移机的，移机服务价格单独报出（可根据实际情况减免），移机不影响维保责任的连续承担。</w:t>
             </w:r>
           </w:p>
         </w:tc>
